--- a/to_do.docx
+++ b/to_do.docx
@@ -2,33 +2,29 @@
 <file path=word/document.xml><?xml version="1.0" encoding="utf-8"?>
 <w:document xmlns:wpc="http://schemas.microsoft.com/office/word/2010/wordprocessingCanvas" xmlns:cx="http://schemas.microsoft.com/office/drawing/2014/chartex" xmlns:cx1="http://schemas.microsoft.com/office/drawing/2015/9/8/chartex" xmlns:cx2="http://schemas.microsoft.com/office/drawing/2015/10/21/chartex" xmlns:cx3="http://schemas.microsoft.com/office/drawing/2016/5/9/chartex" xmlns:cx4="http://schemas.microsoft.com/office/drawing/2016/5/10/chartex" xmlns:cx5="http://schemas.microsoft.com/office/drawing/2016/5/11/chartex" xmlns:cx6="http://schemas.microsoft.com/office/drawing/2016/5/12/chartex" xmlns:cx7="http://schemas.microsoft.com/office/drawing/2016/5/13/chartex" xmlns:cx8="http://schemas.microsoft.com/office/drawing/2016/5/14/chartex" xmlns:mc="http://schemas.openxmlformats.org/markup-compatibility/2006" xmlns:aink="http://schemas.microsoft.com/office/drawing/2016/ink" xmlns:am3d="http://schemas.microsoft.com/office/drawing/2017/model3d" xmlns:o="urn:schemas-microsoft-com:office:office" xmlns:oel="http://schemas.microsoft.com/office/2019/extlst" xmlns:r="http://schemas.openxmlformats.org/officeDocument/2006/relationships" xmlns:m="http://schemas.openxmlformats.org/officeDocument/2006/math" xmlns:v="urn:schemas-microsoft-com:vml" xmlns:wp14="http://schemas.microsoft.com/office/word/2010/wordprocessingDrawing" xmlns:wp="http://schemas.openxmlformats.org/drawingml/2006/wordprocessingDrawing" xmlns:w10="urn:schemas-microsoft-com:office:word" xmlns:w="http://schemas.openxmlformats.org/wordprocessingml/2006/main" xmlns:w14="http://schemas.microsoft.com/office/word/2010/wordml" xmlns:w15="http://schemas.microsoft.com/office/word/2012/wordml" xmlns:w16cex="http://schemas.microsoft.com/office/word/2018/wordml/cex" xmlns:w16cid="http://schemas.microsoft.com/office/word/2016/wordml/cid" xmlns:w16="http://schemas.microsoft.com/office/word/2018/wordml" xmlns:w16du="http://schemas.microsoft.com/office/word/2023/wordml/word16du" xmlns:w16sdtdh="http://schemas.microsoft.com/office/word/2020/wordml/sdtdatahash" xmlns:w16sdtfl="http://schemas.microsoft.com/office/word/2024/wordml/sdtformatlock" xmlns:w16se="http://schemas.microsoft.com/office/word/2015/wordml/symex" xmlns:wpg="http://schemas.microsoft.com/office/word/2010/wordprocessingGroup" xmlns:wpi="http://schemas.microsoft.com/office/word/2010/wordprocessingInk" xmlns:wne="http://schemas.microsoft.com/office/word/2006/wordml" xmlns:wps="http://schemas.microsoft.com/office/word/2010/wordprocessingShape" mc:Ignorable="w14 w15 w16se w16cid w16 w16cex w16sdtdh w16sdtfl w16du wp14">
   <w:body>
+    <w:p/>
     <w:p>
+      <w:pPr>
+        <w:numPr>
+          <w:ilvl w:val="0"/>
+          <w:numId w:val="7"/>
+        </w:numPr>
+      </w:pPr>
       <w:r>
-        <w:t xml:space="preserve">If you'd rather not be pinned to an old </w:t>
+        <w:t xml:space="preserve">(optional) the </w:t>
       </w:r>
       <w:proofErr w:type="spellStart"/>
       <w:r>
-        <w:t>MediaPipe</w:t>
+        <w:t>detect→track</w:t>
       </w:r>
       <w:proofErr w:type="spellEnd"/>
       <w:r>
-        <w:t xml:space="preserve"> long-term, the alternative is to rewrite the two visualizer files to draw landmarks directly with OpenCV (dropping the solutions/framework dependency entirely) — that would let you use current </w:t>
-      </w:r>
-      <w:proofErr w:type="spellStart"/>
-      <w:r>
-        <w:t>MediaPipe</w:t>
-      </w:r>
-      <w:proofErr w:type="spellEnd"/>
-      <w:r>
-        <w:t>.</w:t>
+        <w:t xml:space="preserve"> state machine that skips palm detection between frames</w:t>
       </w:r>
     </w:p>
     <w:p/>
-    <w:p>
-      <w:r>
-        <w:t>Check sanity and robustness of the code</w:t>
-      </w:r>
-    </w:p>
+    <w:p/>
+    <w:p/>
     <w:p/>
     <w:p/>
     <w:sectPr>
@@ -39,6 +35,964 @@
     </w:sectPr>
   </w:body>
 </w:document>
+</file>
+
+<file path=word/numbering.xml><?xml version="1.0" encoding="utf-8"?>
+<w:numbering xmlns:wpc="http://schemas.microsoft.com/office/word/2010/wordprocessingCanvas" xmlns:cx="http://schemas.microsoft.com/office/drawing/2014/chartex" xmlns:cx1="http://schemas.microsoft.com/office/drawing/2015/9/8/chartex" xmlns:cx2="http://schemas.microsoft.com/office/drawing/2015/10/21/chartex" xmlns:cx3="http://schemas.microsoft.com/office/drawing/2016/5/9/chartex" xmlns:cx4="http://schemas.microsoft.com/office/drawing/2016/5/10/chartex" xmlns:cx5="http://schemas.microsoft.com/office/drawing/2016/5/11/chartex" xmlns:cx6="http://schemas.microsoft.com/office/drawing/2016/5/12/chartex" xmlns:cx7="http://schemas.microsoft.com/office/drawing/2016/5/13/chartex" xmlns:cx8="http://schemas.microsoft.com/office/drawing/2016/5/14/chartex" xmlns:mc="http://schemas.openxmlformats.org/markup-compatibility/2006" xmlns:aink="http://schemas.microsoft.com/office/drawing/2016/ink" xmlns:am3d="http://schemas.microsoft.com/office/drawing/2017/model3d" xmlns:o="urn:schemas-microsoft-com:office:office" xmlns:oel="http://schemas.microsoft.com/office/2019/extlst" xmlns:r="http://schemas.openxmlformats.org/officeDocument/2006/relationships" xmlns:m="http://schemas.openxmlformats.org/officeDocument/2006/math" xmlns:v="urn:schemas-microsoft-com:vml" xmlns:wp14="http://schemas.microsoft.com/office/word/2010/wordprocessingDrawing" xmlns:wp="http://schemas.openxmlformats.org/drawingml/2006/wordprocessingDrawing" xmlns:w10="urn:schemas-microsoft-com:office:word" xmlns:w="http://schemas.openxmlformats.org/wordprocessingml/2006/main" xmlns:w14="http://schemas.microsoft.com/office/word/2010/wordml" xmlns:w15="http://schemas.microsoft.com/office/word/2012/wordml" xmlns:w16cex="http://schemas.microsoft.com/office/word/2018/wordml/cex" xmlns:w16cid="http://schemas.microsoft.com/office/word/2016/wordml/cid" xmlns:w16="http://schemas.microsoft.com/office/word/2018/wordml" xmlns:w16du="http://schemas.microsoft.com/office/word/2023/wordml/word16du" xmlns:w16sdtdh="http://schemas.microsoft.com/office/word/2020/wordml/sdtdatahash" xmlns:w16sdtfl="http://schemas.microsoft.com/office/word/2024/wordml/sdtformatlock" xmlns:w16se="http://schemas.microsoft.com/office/word/2015/wordml/symex" xmlns:wpg="http://schemas.microsoft.com/office/word/2010/wordprocessingGroup" xmlns:wpi="http://schemas.microsoft.com/office/word/2010/wordprocessingInk" xmlns:wne="http://schemas.microsoft.com/office/word/2006/wordml" xmlns:wps="http://schemas.microsoft.com/office/word/2010/wordprocessingShape" mc:Ignorable="w14 w15 w16se w16cid w16 w16cex w16sdtdh w16sdtfl w16du wp14">
+  <w:abstractNum w:abstractNumId="0" w15:restartNumberingAfterBreak="0">
+    <w:nsid w:val="31641551"/>
+    <w:multiLevelType w:val="hybridMultilevel"/>
+    <w:tmpl w:val="FB024832"/>
+    <w:lvl w:ilvl="0" w:tplc="229AF2BE">
+      <w:numFmt w:val="bullet"/>
+      <w:lvlText w:val="-"/>
+      <w:lvlJc w:val="left"/>
+      <w:pPr>
+        <w:ind w:left="720" w:hanging="360"/>
+      </w:pPr>
+      <w:rPr>
+        <w:rFonts w:ascii="Calibri" w:eastAsiaTheme="minorHAnsi" w:hAnsi="Calibri" w:cs="Calibri" w:hint="default"/>
+      </w:rPr>
+    </w:lvl>
+    <w:lvl w:ilvl="1" w:tplc="08090003" w:tentative="1">
+      <w:start w:val="1"/>
+      <w:numFmt w:val="bullet"/>
+      <w:lvlText w:val="o"/>
+      <w:lvlJc w:val="left"/>
+      <w:pPr>
+        <w:ind w:left="1440" w:hanging="360"/>
+      </w:pPr>
+      <w:rPr>
+        <w:rFonts w:ascii="Courier New" w:hAnsi="Courier New" w:cs="Courier New" w:hint="default"/>
+      </w:rPr>
+    </w:lvl>
+    <w:lvl w:ilvl="2" w:tplc="08090005" w:tentative="1">
+      <w:start w:val="1"/>
+      <w:numFmt w:val="bullet"/>
+      <w:lvlText w:val=""/>
+      <w:lvlJc w:val="left"/>
+      <w:pPr>
+        <w:ind w:left="2160" w:hanging="360"/>
+      </w:pPr>
+      <w:rPr>
+        <w:rFonts w:ascii="Wingdings" w:hAnsi="Wingdings" w:hint="default"/>
+      </w:rPr>
+    </w:lvl>
+    <w:lvl w:ilvl="3" w:tplc="08090001" w:tentative="1">
+      <w:start w:val="1"/>
+      <w:numFmt w:val="bullet"/>
+      <w:lvlText w:val=""/>
+      <w:lvlJc w:val="left"/>
+      <w:pPr>
+        <w:ind w:left="2880" w:hanging="360"/>
+      </w:pPr>
+      <w:rPr>
+        <w:rFonts w:ascii="Symbol" w:hAnsi="Symbol" w:hint="default"/>
+      </w:rPr>
+    </w:lvl>
+    <w:lvl w:ilvl="4" w:tplc="08090003" w:tentative="1">
+      <w:start w:val="1"/>
+      <w:numFmt w:val="bullet"/>
+      <w:lvlText w:val="o"/>
+      <w:lvlJc w:val="left"/>
+      <w:pPr>
+        <w:ind w:left="3600" w:hanging="360"/>
+      </w:pPr>
+      <w:rPr>
+        <w:rFonts w:ascii="Courier New" w:hAnsi="Courier New" w:cs="Courier New" w:hint="default"/>
+      </w:rPr>
+    </w:lvl>
+    <w:lvl w:ilvl="5" w:tplc="08090005" w:tentative="1">
+      <w:start w:val="1"/>
+      <w:numFmt w:val="bullet"/>
+      <w:lvlText w:val=""/>
+      <w:lvlJc w:val="left"/>
+      <w:pPr>
+        <w:ind w:left="4320" w:hanging="360"/>
+      </w:pPr>
+      <w:rPr>
+        <w:rFonts w:ascii="Wingdings" w:hAnsi="Wingdings" w:hint="default"/>
+      </w:rPr>
+    </w:lvl>
+    <w:lvl w:ilvl="6" w:tplc="08090001" w:tentative="1">
+      <w:start w:val="1"/>
+      <w:numFmt w:val="bullet"/>
+      <w:lvlText w:val=""/>
+      <w:lvlJc w:val="left"/>
+      <w:pPr>
+        <w:ind w:left="5040" w:hanging="360"/>
+      </w:pPr>
+      <w:rPr>
+        <w:rFonts w:ascii="Symbol" w:hAnsi="Symbol" w:hint="default"/>
+      </w:rPr>
+    </w:lvl>
+    <w:lvl w:ilvl="7" w:tplc="08090003" w:tentative="1">
+      <w:start w:val="1"/>
+      <w:numFmt w:val="bullet"/>
+      <w:lvlText w:val="o"/>
+      <w:lvlJc w:val="left"/>
+      <w:pPr>
+        <w:ind w:left="5760" w:hanging="360"/>
+      </w:pPr>
+      <w:rPr>
+        <w:rFonts w:ascii="Courier New" w:hAnsi="Courier New" w:cs="Courier New" w:hint="default"/>
+      </w:rPr>
+    </w:lvl>
+    <w:lvl w:ilvl="8" w:tplc="08090005" w:tentative="1">
+      <w:start w:val="1"/>
+      <w:numFmt w:val="bullet"/>
+      <w:lvlText w:val=""/>
+      <w:lvlJc w:val="left"/>
+      <w:pPr>
+        <w:ind w:left="6480" w:hanging="360"/>
+      </w:pPr>
+      <w:rPr>
+        <w:rFonts w:ascii="Wingdings" w:hAnsi="Wingdings" w:hint="default"/>
+      </w:rPr>
+    </w:lvl>
+  </w:abstractNum>
+  <w:abstractNum w:abstractNumId="1" w15:restartNumberingAfterBreak="0">
+    <w:nsid w:val="35CB69CD"/>
+    <w:multiLevelType w:val="hybridMultilevel"/>
+    <w:tmpl w:val="52D41698"/>
+    <w:lvl w:ilvl="0" w:tplc="616A7328">
+      <w:numFmt w:val="bullet"/>
+      <w:lvlText w:val="-"/>
+      <w:lvlJc w:val="left"/>
+      <w:pPr>
+        <w:ind w:left="720" w:hanging="360"/>
+      </w:pPr>
+      <w:rPr>
+        <w:rFonts w:ascii="Calibri" w:eastAsiaTheme="minorHAnsi" w:hAnsi="Calibri" w:cs="Calibri" w:hint="default"/>
+      </w:rPr>
+    </w:lvl>
+    <w:lvl w:ilvl="1" w:tplc="08090003" w:tentative="1">
+      <w:start w:val="1"/>
+      <w:numFmt w:val="bullet"/>
+      <w:lvlText w:val="o"/>
+      <w:lvlJc w:val="left"/>
+      <w:pPr>
+        <w:ind w:left="1440" w:hanging="360"/>
+      </w:pPr>
+      <w:rPr>
+        <w:rFonts w:ascii="Courier New" w:hAnsi="Courier New" w:cs="Courier New" w:hint="default"/>
+      </w:rPr>
+    </w:lvl>
+    <w:lvl w:ilvl="2" w:tplc="08090005" w:tentative="1">
+      <w:start w:val="1"/>
+      <w:numFmt w:val="bullet"/>
+      <w:lvlText w:val=""/>
+      <w:lvlJc w:val="left"/>
+      <w:pPr>
+        <w:ind w:left="2160" w:hanging="360"/>
+      </w:pPr>
+      <w:rPr>
+        <w:rFonts w:ascii="Wingdings" w:hAnsi="Wingdings" w:hint="default"/>
+      </w:rPr>
+    </w:lvl>
+    <w:lvl w:ilvl="3" w:tplc="08090001" w:tentative="1">
+      <w:start w:val="1"/>
+      <w:numFmt w:val="bullet"/>
+      <w:lvlText w:val=""/>
+      <w:lvlJc w:val="left"/>
+      <w:pPr>
+        <w:ind w:left="2880" w:hanging="360"/>
+      </w:pPr>
+      <w:rPr>
+        <w:rFonts w:ascii="Symbol" w:hAnsi="Symbol" w:hint="default"/>
+      </w:rPr>
+    </w:lvl>
+    <w:lvl w:ilvl="4" w:tplc="08090003" w:tentative="1">
+      <w:start w:val="1"/>
+      <w:numFmt w:val="bullet"/>
+      <w:lvlText w:val="o"/>
+      <w:lvlJc w:val="left"/>
+      <w:pPr>
+        <w:ind w:left="3600" w:hanging="360"/>
+      </w:pPr>
+      <w:rPr>
+        <w:rFonts w:ascii="Courier New" w:hAnsi="Courier New" w:cs="Courier New" w:hint="default"/>
+      </w:rPr>
+    </w:lvl>
+    <w:lvl w:ilvl="5" w:tplc="08090005" w:tentative="1">
+      <w:start w:val="1"/>
+      <w:numFmt w:val="bullet"/>
+      <w:lvlText w:val=""/>
+      <w:lvlJc w:val="left"/>
+      <w:pPr>
+        <w:ind w:left="4320" w:hanging="360"/>
+      </w:pPr>
+      <w:rPr>
+        <w:rFonts w:ascii="Wingdings" w:hAnsi="Wingdings" w:hint="default"/>
+      </w:rPr>
+    </w:lvl>
+    <w:lvl w:ilvl="6" w:tplc="08090001" w:tentative="1">
+      <w:start w:val="1"/>
+      <w:numFmt w:val="bullet"/>
+      <w:lvlText w:val=""/>
+      <w:lvlJc w:val="left"/>
+      <w:pPr>
+        <w:ind w:left="5040" w:hanging="360"/>
+      </w:pPr>
+      <w:rPr>
+        <w:rFonts w:ascii="Symbol" w:hAnsi="Symbol" w:hint="default"/>
+      </w:rPr>
+    </w:lvl>
+    <w:lvl w:ilvl="7" w:tplc="08090003" w:tentative="1">
+      <w:start w:val="1"/>
+      <w:numFmt w:val="bullet"/>
+      <w:lvlText w:val="o"/>
+      <w:lvlJc w:val="left"/>
+      <w:pPr>
+        <w:ind w:left="5760" w:hanging="360"/>
+      </w:pPr>
+      <w:rPr>
+        <w:rFonts w:ascii="Courier New" w:hAnsi="Courier New" w:cs="Courier New" w:hint="default"/>
+      </w:rPr>
+    </w:lvl>
+    <w:lvl w:ilvl="8" w:tplc="08090005" w:tentative="1">
+      <w:start w:val="1"/>
+      <w:numFmt w:val="bullet"/>
+      <w:lvlText w:val=""/>
+      <w:lvlJc w:val="left"/>
+      <w:pPr>
+        <w:ind w:left="6480" w:hanging="360"/>
+      </w:pPr>
+      <w:rPr>
+        <w:rFonts w:ascii="Wingdings" w:hAnsi="Wingdings" w:hint="default"/>
+      </w:rPr>
+    </w:lvl>
+  </w:abstractNum>
+  <w:abstractNum w:abstractNumId="2" w15:restartNumberingAfterBreak="0">
+    <w:nsid w:val="427545FB"/>
+    <w:multiLevelType w:val="multilevel"/>
+    <w:tmpl w:val="D8A034EE"/>
+    <w:lvl w:ilvl="0">
+      <w:start w:val="1"/>
+      <w:numFmt w:val="bullet"/>
+      <w:lvlText w:val=""/>
+      <w:lvlJc w:val="left"/>
+      <w:pPr>
+        <w:tabs>
+          <w:tab w:val="num" w:pos="720"/>
+        </w:tabs>
+        <w:ind w:left="720" w:hanging="360"/>
+      </w:pPr>
+      <w:rPr>
+        <w:rFonts w:ascii="Symbol" w:hAnsi="Symbol" w:hint="default"/>
+        <w:sz w:val="20"/>
+      </w:rPr>
+    </w:lvl>
+    <w:lvl w:ilvl="1" w:tentative="1">
+      <w:start w:val="1"/>
+      <w:numFmt w:val="bullet"/>
+      <w:lvlText w:val="o"/>
+      <w:lvlJc w:val="left"/>
+      <w:pPr>
+        <w:tabs>
+          <w:tab w:val="num" w:pos="1440"/>
+        </w:tabs>
+        <w:ind w:left="1440" w:hanging="360"/>
+      </w:pPr>
+      <w:rPr>
+        <w:rFonts w:ascii="Courier New" w:hAnsi="Courier New" w:hint="default"/>
+        <w:sz w:val="20"/>
+      </w:rPr>
+    </w:lvl>
+    <w:lvl w:ilvl="2" w:tentative="1">
+      <w:start w:val="1"/>
+      <w:numFmt w:val="bullet"/>
+      <w:lvlText w:val=""/>
+      <w:lvlJc w:val="left"/>
+      <w:pPr>
+        <w:tabs>
+          <w:tab w:val="num" w:pos="2160"/>
+        </w:tabs>
+        <w:ind w:left="2160" w:hanging="360"/>
+      </w:pPr>
+      <w:rPr>
+        <w:rFonts w:ascii="Wingdings" w:hAnsi="Wingdings" w:hint="default"/>
+        <w:sz w:val="20"/>
+      </w:rPr>
+    </w:lvl>
+    <w:lvl w:ilvl="3" w:tentative="1">
+      <w:start w:val="1"/>
+      <w:numFmt w:val="bullet"/>
+      <w:lvlText w:val=""/>
+      <w:lvlJc w:val="left"/>
+      <w:pPr>
+        <w:tabs>
+          <w:tab w:val="num" w:pos="2880"/>
+        </w:tabs>
+        <w:ind w:left="2880" w:hanging="360"/>
+      </w:pPr>
+      <w:rPr>
+        <w:rFonts w:ascii="Wingdings" w:hAnsi="Wingdings" w:hint="default"/>
+        <w:sz w:val="20"/>
+      </w:rPr>
+    </w:lvl>
+    <w:lvl w:ilvl="4" w:tentative="1">
+      <w:start w:val="1"/>
+      <w:numFmt w:val="bullet"/>
+      <w:lvlText w:val=""/>
+      <w:lvlJc w:val="left"/>
+      <w:pPr>
+        <w:tabs>
+          <w:tab w:val="num" w:pos="3600"/>
+        </w:tabs>
+        <w:ind w:left="3600" w:hanging="360"/>
+      </w:pPr>
+      <w:rPr>
+        <w:rFonts w:ascii="Wingdings" w:hAnsi="Wingdings" w:hint="default"/>
+        <w:sz w:val="20"/>
+      </w:rPr>
+    </w:lvl>
+    <w:lvl w:ilvl="5" w:tentative="1">
+      <w:start w:val="1"/>
+      <w:numFmt w:val="bullet"/>
+      <w:lvlText w:val=""/>
+      <w:lvlJc w:val="left"/>
+      <w:pPr>
+        <w:tabs>
+          <w:tab w:val="num" w:pos="4320"/>
+        </w:tabs>
+        <w:ind w:left="4320" w:hanging="360"/>
+      </w:pPr>
+      <w:rPr>
+        <w:rFonts w:ascii="Wingdings" w:hAnsi="Wingdings" w:hint="default"/>
+        <w:sz w:val="20"/>
+      </w:rPr>
+    </w:lvl>
+    <w:lvl w:ilvl="6" w:tentative="1">
+      <w:start w:val="1"/>
+      <w:numFmt w:val="bullet"/>
+      <w:lvlText w:val=""/>
+      <w:lvlJc w:val="left"/>
+      <w:pPr>
+        <w:tabs>
+          <w:tab w:val="num" w:pos="5040"/>
+        </w:tabs>
+        <w:ind w:left="5040" w:hanging="360"/>
+      </w:pPr>
+      <w:rPr>
+        <w:rFonts w:ascii="Wingdings" w:hAnsi="Wingdings" w:hint="default"/>
+        <w:sz w:val="20"/>
+      </w:rPr>
+    </w:lvl>
+    <w:lvl w:ilvl="7" w:tentative="1">
+      <w:start w:val="1"/>
+      <w:numFmt w:val="bullet"/>
+      <w:lvlText w:val=""/>
+      <w:lvlJc w:val="left"/>
+      <w:pPr>
+        <w:tabs>
+          <w:tab w:val="num" w:pos="5760"/>
+        </w:tabs>
+        <w:ind w:left="5760" w:hanging="360"/>
+      </w:pPr>
+      <w:rPr>
+        <w:rFonts w:ascii="Wingdings" w:hAnsi="Wingdings" w:hint="default"/>
+        <w:sz w:val="20"/>
+      </w:rPr>
+    </w:lvl>
+    <w:lvl w:ilvl="8" w:tentative="1">
+      <w:start w:val="1"/>
+      <w:numFmt w:val="bullet"/>
+      <w:lvlText w:val=""/>
+      <w:lvlJc w:val="left"/>
+      <w:pPr>
+        <w:tabs>
+          <w:tab w:val="num" w:pos="6480"/>
+        </w:tabs>
+        <w:ind w:left="6480" w:hanging="360"/>
+      </w:pPr>
+      <w:rPr>
+        <w:rFonts w:ascii="Wingdings" w:hAnsi="Wingdings" w:hint="default"/>
+        <w:sz w:val="20"/>
+      </w:rPr>
+    </w:lvl>
+  </w:abstractNum>
+  <w:abstractNum w:abstractNumId="3" w15:restartNumberingAfterBreak="0">
+    <w:nsid w:val="5F0E6DB0"/>
+    <w:multiLevelType w:val="multilevel"/>
+    <w:tmpl w:val="B27A96B2"/>
+    <w:lvl w:ilvl="0">
+      <w:start w:val="1"/>
+      <w:numFmt w:val="bullet"/>
+      <w:lvlText w:val=""/>
+      <w:lvlJc w:val="left"/>
+      <w:pPr>
+        <w:tabs>
+          <w:tab w:val="num" w:pos="720"/>
+        </w:tabs>
+        <w:ind w:left="720" w:hanging="360"/>
+      </w:pPr>
+      <w:rPr>
+        <w:rFonts w:ascii="Symbol" w:hAnsi="Symbol" w:hint="default"/>
+        <w:sz w:val="20"/>
+      </w:rPr>
+    </w:lvl>
+    <w:lvl w:ilvl="1" w:tentative="1">
+      <w:start w:val="1"/>
+      <w:numFmt w:val="bullet"/>
+      <w:lvlText w:val="o"/>
+      <w:lvlJc w:val="left"/>
+      <w:pPr>
+        <w:tabs>
+          <w:tab w:val="num" w:pos="1440"/>
+        </w:tabs>
+        <w:ind w:left="1440" w:hanging="360"/>
+      </w:pPr>
+      <w:rPr>
+        <w:rFonts w:ascii="Courier New" w:hAnsi="Courier New" w:hint="default"/>
+        <w:sz w:val="20"/>
+      </w:rPr>
+    </w:lvl>
+    <w:lvl w:ilvl="2" w:tentative="1">
+      <w:start w:val="1"/>
+      <w:numFmt w:val="bullet"/>
+      <w:lvlText w:val=""/>
+      <w:lvlJc w:val="left"/>
+      <w:pPr>
+        <w:tabs>
+          <w:tab w:val="num" w:pos="2160"/>
+        </w:tabs>
+        <w:ind w:left="2160" w:hanging="360"/>
+      </w:pPr>
+      <w:rPr>
+        <w:rFonts w:ascii="Wingdings" w:hAnsi="Wingdings" w:hint="default"/>
+        <w:sz w:val="20"/>
+      </w:rPr>
+    </w:lvl>
+    <w:lvl w:ilvl="3" w:tentative="1">
+      <w:start w:val="1"/>
+      <w:numFmt w:val="bullet"/>
+      <w:lvlText w:val=""/>
+      <w:lvlJc w:val="left"/>
+      <w:pPr>
+        <w:tabs>
+          <w:tab w:val="num" w:pos="2880"/>
+        </w:tabs>
+        <w:ind w:left="2880" w:hanging="360"/>
+      </w:pPr>
+      <w:rPr>
+        <w:rFonts w:ascii="Wingdings" w:hAnsi="Wingdings" w:hint="default"/>
+        <w:sz w:val="20"/>
+      </w:rPr>
+    </w:lvl>
+    <w:lvl w:ilvl="4" w:tentative="1">
+      <w:start w:val="1"/>
+      <w:numFmt w:val="bullet"/>
+      <w:lvlText w:val=""/>
+      <w:lvlJc w:val="left"/>
+      <w:pPr>
+        <w:tabs>
+          <w:tab w:val="num" w:pos="3600"/>
+        </w:tabs>
+        <w:ind w:left="3600" w:hanging="360"/>
+      </w:pPr>
+      <w:rPr>
+        <w:rFonts w:ascii="Wingdings" w:hAnsi="Wingdings" w:hint="default"/>
+        <w:sz w:val="20"/>
+      </w:rPr>
+    </w:lvl>
+    <w:lvl w:ilvl="5" w:tentative="1">
+      <w:start w:val="1"/>
+      <w:numFmt w:val="bullet"/>
+      <w:lvlText w:val=""/>
+      <w:lvlJc w:val="left"/>
+      <w:pPr>
+        <w:tabs>
+          <w:tab w:val="num" w:pos="4320"/>
+        </w:tabs>
+        <w:ind w:left="4320" w:hanging="360"/>
+      </w:pPr>
+      <w:rPr>
+        <w:rFonts w:ascii="Wingdings" w:hAnsi="Wingdings" w:hint="default"/>
+        <w:sz w:val="20"/>
+      </w:rPr>
+    </w:lvl>
+    <w:lvl w:ilvl="6" w:tentative="1">
+      <w:start w:val="1"/>
+      <w:numFmt w:val="bullet"/>
+      <w:lvlText w:val=""/>
+      <w:lvlJc w:val="left"/>
+      <w:pPr>
+        <w:tabs>
+          <w:tab w:val="num" w:pos="5040"/>
+        </w:tabs>
+        <w:ind w:left="5040" w:hanging="360"/>
+      </w:pPr>
+      <w:rPr>
+        <w:rFonts w:ascii="Wingdings" w:hAnsi="Wingdings" w:hint="default"/>
+        <w:sz w:val="20"/>
+      </w:rPr>
+    </w:lvl>
+    <w:lvl w:ilvl="7" w:tentative="1">
+      <w:start w:val="1"/>
+      <w:numFmt w:val="bullet"/>
+      <w:lvlText w:val=""/>
+      <w:lvlJc w:val="left"/>
+      <w:pPr>
+        <w:tabs>
+          <w:tab w:val="num" w:pos="5760"/>
+        </w:tabs>
+        <w:ind w:left="5760" w:hanging="360"/>
+      </w:pPr>
+      <w:rPr>
+        <w:rFonts w:ascii="Wingdings" w:hAnsi="Wingdings" w:hint="default"/>
+        <w:sz w:val="20"/>
+      </w:rPr>
+    </w:lvl>
+    <w:lvl w:ilvl="8" w:tentative="1">
+      <w:start w:val="1"/>
+      <w:numFmt w:val="bullet"/>
+      <w:lvlText w:val=""/>
+      <w:lvlJc w:val="left"/>
+      <w:pPr>
+        <w:tabs>
+          <w:tab w:val="num" w:pos="6480"/>
+        </w:tabs>
+        <w:ind w:left="6480" w:hanging="360"/>
+      </w:pPr>
+      <w:rPr>
+        <w:rFonts w:ascii="Wingdings" w:hAnsi="Wingdings" w:hint="default"/>
+        <w:sz w:val="20"/>
+      </w:rPr>
+    </w:lvl>
+  </w:abstractNum>
+  <w:abstractNum w:abstractNumId="4" w15:restartNumberingAfterBreak="0">
+    <w:nsid w:val="60630454"/>
+    <w:multiLevelType w:val="hybridMultilevel"/>
+    <w:tmpl w:val="04E88844"/>
+    <w:lvl w:ilvl="0" w:tplc="E36A06E6">
+      <w:numFmt w:val="bullet"/>
+      <w:lvlText w:val="-"/>
+      <w:lvlJc w:val="left"/>
+      <w:pPr>
+        <w:ind w:left="720" w:hanging="360"/>
+      </w:pPr>
+      <w:rPr>
+        <w:rFonts w:ascii="Calibri" w:eastAsiaTheme="minorHAnsi" w:hAnsi="Calibri" w:cs="Calibri" w:hint="default"/>
+      </w:rPr>
+    </w:lvl>
+    <w:lvl w:ilvl="1" w:tplc="08090003" w:tentative="1">
+      <w:start w:val="1"/>
+      <w:numFmt w:val="bullet"/>
+      <w:lvlText w:val="o"/>
+      <w:lvlJc w:val="left"/>
+      <w:pPr>
+        <w:ind w:left="1440" w:hanging="360"/>
+      </w:pPr>
+      <w:rPr>
+        <w:rFonts w:ascii="Courier New" w:hAnsi="Courier New" w:cs="Courier New" w:hint="default"/>
+      </w:rPr>
+    </w:lvl>
+    <w:lvl w:ilvl="2" w:tplc="08090005" w:tentative="1">
+      <w:start w:val="1"/>
+      <w:numFmt w:val="bullet"/>
+      <w:lvlText w:val=""/>
+      <w:lvlJc w:val="left"/>
+      <w:pPr>
+        <w:ind w:left="2160" w:hanging="360"/>
+      </w:pPr>
+      <w:rPr>
+        <w:rFonts w:ascii="Wingdings" w:hAnsi="Wingdings" w:hint="default"/>
+      </w:rPr>
+    </w:lvl>
+    <w:lvl w:ilvl="3" w:tplc="08090001" w:tentative="1">
+      <w:start w:val="1"/>
+      <w:numFmt w:val="bullet"/>
+      <w:lvlText w:val=""/>
+      <w:lvlJc w:val="left"/>
+      <w:pPr>
+        <w:ind w:left="2880" w:hanging="360"/>
+      </w:pPr>
+      <w:rPr>
+        <w:rFonts w:ascii="Symbol" w:hAnsi="Symbol" w:hint="default"/>
+      </w:rPr>
+    </w:lvl>
+    <w:lvl w:ilvl="4" w:tplc="08090003" w:tentative="1">
+      <w:start w:val="1"/>
+      <w:numFmt w:val="bullet"/>
+      <w:lvlText w:val="o"/>
+      <w:lvlJc w:val="left"/>
+      <w:pPr>
+        <w:ind w:left="3600" w:hanging="360"/>
+      </w:pPr>
+      <w:rPr>
+        <w:rFonts w:ascii="Courier New" w:hAnsi="Courier New" w:cs="Courier New" w:hint="default"/>
+      </w:rPr>
+    </w:lvl>
+    <w:lvl w:ilvl="5" w:tplc="08090005" w:tentative="1">
+      <w:start w:val="1"/>
+      <w:numFmt w:val="bullet"/>
+      <w:lvlText w:val=""/>
+      <w:lvlJc w:val="left"/>
+      <w:pPr>
+        <w:ind w:left="4320" w:hanging="360"/>
+      </w:pPr>
+      <w:rPr>
+        <w:rFonts w:ascii="Wingdings" w:hAnsi="Wingdings" w:hint="default"/>
+      </w:rPr>
+    </w:lvl>
+    <w:lvl w:ilvl="6" w:tplc="08090001" w:tentative="1">
+      <w:start w:val="1"/>
+      <w:numFmt w:val="bullet"/>
+      <w:lvlText w:val=""/>
+      <w:lvlJc w:val="left"/>
+      <w:pPr>
+        <w:ind w:left="5040" w:hanging="360"/>
+      </w:pPr>
+      <w:rPr>
+        <w:rFonts w:ascii="Symbol" w:hAnsi="Symbol" w:hint="default"/>
+      </w:rPr>
+    </w:lvl>
+    <w:lvl w:ilvl="7" w:tplc="08090003" w:tentative="1">
+      <w:start w:val="1"/>
+      <w:numFmt w:val="bullet"/>
+      <w:lvlText w:val="o"/>
+      <w:lvlJc w:val="left"/>
+      <w:pPr>
+        <w:ind w:left="5760" w:hanging="360"/>
+      </w:pPr>
+      <w:rPr>
+        <w:rFonts w:ascii="Courier New" w:hAnsi="Courier New" w:cs="Courier New" w:hint="default"/>
+      </w:rPr>
+    </w:lvl>
+    <w:lvl w:ilvl="8" w:tplc="08090005" w:tentative="1">
+      <w:start w:val="1"/>
+      <w:numFmt w:val="bullet"/>
+      <w:lvlText w:val=""/>
+      <w:lvlJc w:val="left"/>
+      <w:pPr>
+        <w:ind w:left="6480" w:hanging="360"/>
+      </w:pPr>
+      <w:rPr>
+        <w:rFonts w:ascii="Wingdings" w:hAnsi="Wingdings" w:hint="default"/>
+      </w:rPr>
+    </w:lvl>
+  </w:abstractNum>
+  <w:abstractNum w:abstractNumId="5" w15:restartNumberingAfterBreak="0">
+    <w:nsid w:val="65414101"/>
+    <w:multiLevelType w:val="multilevel"/>
+    <w:tmpl w:val="F1782868"/>
+    <w:lvl w:ilvl="0">
+      <w:start w:val="1"/>
+      <w:numFmt w:val="bullet"/>
+      <w:lvlText w:val=""/>
+      <w:lvlJc w:val="left"/>
+      <w:pPr>
+        <w:tabs>
+          <w:tab w:val="num" w:pos="720"/>
+        </w:tabs>
+        <w:ind w:left="720" w:hanging="360"/>
+      </w:pPr>
+      <w:rPr>
+        <w:rFonts w:ascii="Symbol" w:hAnsi="Symbol" w:hint="default"/>
+        <w:sz w:val="20"/>
+      </w:rPr>
+    </w:lvl>
+    <w:lvl w:ilvl="1" w:tentative="1">
+      <w:start w:val="1"/>
+      <w:numFmt w:val="bullet"/>
+      <w:lvlText w:val="o"/>
+      <w:lvlJc w:val="left"/>
+      <w:pPr>
+        <w:tabs>
+          <w:tab w:val="num" w:pos="1440"/>
+        </w:tabs>
+        <w:ind w:left="1440" w:hanging="360"/>
+      </w:pPr>
+      <w:rPr>
+        <w:rFonts w:ascii="Courier New" w:hAnsi="Courier New" w:hint="default"/>
+        <w:sz w:val="20"/>
+      </w:rPr>
+    </w:lvl>
+    <w:lvl w:ilvl="2" w:tentative="1">
+      <w:start w:val="1"/>
+      <w:numFmt w:val="bullet"/>
+      <w:lvlText w:val=""/>
+      <w:lvlJc w:val="left"/>
+      <w:pPr>
+        <w:tabs>
+          <w:tab w:val="num" w:pos="2160"/>
+        </w:tabs>
+        <w:ind w:left="2160" w:hanging="360"/>
+      </w:pPr>
+      <w:rPr>
+        <w:rFonts w:ascii="Wingdings" w:hAnsi="Wingdings" w:hint="default"/>
+        <w:sz w:val="20"/>
+      </w:rPr>
+    </w:lvl>
+    <w:lvl w:ilvl="3" w:tentative="1">
+      <w:start w:val="1"/>
+      <w:numFmt w:val="bullet"/>
+      <w:lvlText w:val=""/>
+      <w:lvlJc w:val="left"/>
+      <w:pPr>
+        <w:tabs>
+          <w:tab w:val="num" w:pos="2880"/>
+        </w:tabs>
+        <w:ind w:left="2880" w:hanging="360"/>
+      </w:pPr>
+      <w:rPr>
+        <w:rFonts w:ascii="Wingdings" w:hAnsi="Wingdings" w:hint="default"/>
+        <w:sz w:val="20"/>
+      </w:rPr>
+    </w:lvl>
+    <w:lvl w:ilvl="4" w:tentative="1">
+      <w:start w:val="1"/>
+      <w:numFmt w:val="bullet"/>
+      <w:lvlText w:val=""/>
+      <w:lvlJc w:val="left"/>
+      <w:pPr>
+        <w:tabs>
+          <w:tab w:val="num" w:pos="3600"/>
+        </w:tabs>
+        <w:ind w:left="3600" w:hanging="360"/>
+      </w:pPr>
+      <w:rPr>
+        <w:rFonts w:ascii="Wingdings" w:hAnsi="Wingdings" w:hint="default"/>
+        <w:sz w:val="20"/>
+      </w:rPr>
+    </w:lvl>
+    <w:lvl w:ilvl="5" w:tentative="1">
+      <w:start w:val="1"/>
+      <w:numFmt w:val="bullet"/>
+      <w:lvlText w:val=""/>
+      <w:lvlJc w:val="left"/>
+      <w:pPr>
+        <w:tabs>
+          <w:tab w:val="num" w:pos="4320"/>
+        </w:tabs>
+        <w:ind w:left="4320" w:hanging="360"/>
+      </w:pPr>
+      <w:rPr>
+        <w:rFonts w:ascii="Wingdings" w:hAnsi="Wingdings" w:hint="default"/>
+        <w:sz w:val="20"/>
+      </w:rPr>
+    </w:lvl>
+    <w:lvl w:ilvl="6" w:tentative="1">
+      <w:start w:val="1"/>
+      <w:numFmt w:val="bullet"/>
+      <w:lvlText w:val=""/>
+      <w:lvlJc w:val="left"/>
+      <w:pPr>
+        <w:tabs>
+          <w:tab w:val="num" w:pos="5040"/>
+        </w:tabs>
+        <w:ind w:left="5040" w:hanging="360"/>
+      </w:pPr>
+      <w:rPr>
+        <w:rFonts w:ascii="Wingdings" w:hAnsi="Wingdings" w:hint="default"/>
+        <w:sz w:val="20"/>
+      </w:rPr>
+    </w:lvl>
+    <w:lvl w:ilvl="7" w:tentative="1">
+      <w:start w:val="1"/>
+      <w:numFmt w:val="bullet"/>
+      <w:lvlText w:val=""/>
+      <w:lvlJc w:val="left"/>
+      <w:pPr>
+        <w:tabs>
+          <w:tab w:val="num" w:pos="5760"/>
+        </w:tabs>
+        <w:ind w:left="5760" w:hanging="360"/>
+      </w:pPr>
+      <w:rPr>
+        <w:rFonts w:ascii="Wingdings" w:hAnsi="Wingdings" w:hint="default"/>
+        <w:sz w:val="20"/>
+      </w:rPr>
+    </w:lvl>
+    <w:lvl w:ilvl="8" w:tentative="1">
+      <w:start w:val="1"/>
+      <w:numFmt w:val="bullet"/>
+      <w:lvlText w:val=""/>
+      <w:lvlJc w:val="left"/>
+      <w:pPr>
+        <w:tabs>
+          <w:tab w:val="num" w:pos="6480"/>
+        </w:tabs>
+        <w:ind w:left="6480" w:hanging="360"/>
+      </w:pPr>
+      <w:rPr>
+        <w:rFonts w:ascii="Wingdings" w:hAnsi="Wingdings" w:hint="default"/>
+        <w:sz w:val="20"/>
+      </w:rPr>
+    </w:lvl>
+  </w:abstractNum>
+  <w:abstractNum w:abstractNumId="6" w15:restartNumberingAfterBreak="0">
+    <w:nsid w:val="6D425BC8"/>
+    <w:multiLevelType w:val="multilevel"/>
+    <w:tmpl w:val="BEC66446"/>
+    <w:lvl w:ilvl="0">
+      <w:start w:val="1"/>
+      <w:numFmt w:val="bullet"/>
+      <w:lvlText w:val=""/>
+      <w:lvlJc w:val="left"/>
+      <w:pPr>
+        <w:tabs>
+          <w:tab w:val="num" w:pos="720"/>
+        </w:tabs>
+        <w:ind w:left="720" w:hanging="360"/>
+      </w:pPr>
+      <w:rPr>
+        <w:rFonts w:ascii="Symbol" w:hAnsi="Symbol" w:hint="default"/>
+        <w:sz w:val="20"/>
+      </w:rPr>
+    </w:lvl>
+    <w:lvl w:ilvl="1" w:tentative="1">
+      <w:start w:val="1"/>
+      <w:numFmt w:val="bullet"/>
+      <w:lvlText w:val="o"/>
+      <w:lvlJc w:val="left"/>
+      <w:pPr>
+        <w:tabs>
+          <w:tab w:val="num" w:pos="1440"/>
+        </w:tabs>
+        <w:ind w:left="1440" w:hanging="360"/>
+      </w:pPr>
+      <w:rPr>
+        <w:rFonts w:ascii="Courier New" w:hAnsi="Courier New" w:hint="default"/>
+        <w:sz w:val="20"/>
+      </w:rPr>
+    </w:lvl>
+    <w:lvl w:ilvl="2" w:tentative="1">
+      <w:start w:val="1"/>
+      <w:numFmt w:val="bullet"/>
+      <w:lvlText w:val=""/>
+      <w:lvlJc w:val="left"/>
+      <w:pPr>
+        <w:tabs>
+          <w:tab w:val="num" w:pos="2160"/>
+        </w:tabs>
+        <w:ind w:left="2160" w:hanging="360"/>
+      </w:pPr>
+      <w:rPr>
+        <w:rFonts w:ascii="Wingdings" w:hAnsi="Wingdings" w:hint="default"/>
+        <w:sz w:val="20"/>
+      </w:rPr>
+    </w:lvl>
+    <w:lvl w:ilvl="3" w:tentative="1">
+      <w:start w:val="1"/>
+      <w:numFmt w:val="bullet"/>
+      <w:lvlText w:val=""/>
+      <w:lvlJc w:val="left"/>
+      <w:pPr>
+        <w:tabs>
+          <w:tab w:val="num" w:pos="2880"/>
+        </w:tabs>
+        <w:ind w:left="2880" w:hanging="360"/>
+      </w:pPr>
+      <w:rPr>
+        <w:rFonts w:ascii="Wingdings" w:hAnsi="Wingdings" w:hint="default"/>
+        <w:sz w:val="20"/>
+      </w:rPr>
+    </w:lvl>
+    <w:lvl w:ilvl="4" w:tentative="1">
+      <w:start w:val="1"/>
+      <w:numFmt w:val="bullet"/>
+      <w:lvlText w:val=""/>
+      <w:lvlJc w:val="left"/>
+      <w:pPr>
+        <w:tabs>
+          <w:tab w:val="num" w:pos="3600"/>
+        </w:tabs>
+        <w:ind w:left="3600" w:hanging="360"/>
+      </w:pPr>
+      <w:rPr>
+        <w:rFonts w:ascii="Wingdings" w:hAnsi="Wingdings" w:hint="default"/>
+        <w:sz w:val="20"/>
+      </w:rPr>
+    </w:lvl>
+    <w:lvl w:ilvl="5" w:tentative="1">
+      <w:start w:val="1"/>
+      <w:numFmt w:val="bullet"/>
+      <w:lvlText w:val=""/>
+      <w:lvlJc w:val="left"/>
+      <w:pPr>
+        <w:tabs>
+          <w:tab w:val="num" w:pos="4320"/>
+        </w:tabs>
+        <w:ind w:left="4320" w:hanging="360"/>
+      </w:pPr>
+      <w:rPr>
+        <w:rFonts w:ascii="Wingdings" w:hAnsi="Wingdings" w:hint="default"/>
+        <w:sz w:val="20"/>
+      </w:rPr>
+    </w:lvl>
+    <w:lvl w:ilvl="6" w:tentative="1">
+      <w:start w:val="1"/>
+      <w:numFmt w:val="bullet"/>
+      <w:lvlText w:val=""/>
+      <w:lvlJc w:val="left"/>
+      <w:pPr>
+        <w:tabs>
+          <w:tab w:val="num" w:pos="5040"/>
+        </w:tabs>
+        <w:ind w:left="5040" w:hanging="360"/>
+      </w:pPr>
+      <w:rPr>
+        <w:rFonts w:ascii="Wingdings" w:hAnsi="Wingdings" w:hint="default"/>
+        <w:sz w:val="20"/>
+      </w:rPr>
+    </w:lvl>
+    <w:lvl w:ilvl="7" w:tentative="1">
+      <w:start w:val="1"/>
+      <w:numFmt w:val="bullet"/>
+      <w:lvlText w:val=""/>
+      <w:lvlJc w:val="left"/>
+      <w:pPr>
+        <w:tabs>
+          <w:tab w:val="num" w:pos="5760"/>
+        </w:tabs>
+        <w:ind w:left="5760" w:hanging="360"/>
+      </w:pPr>
+      <w:rPr>
+        <w:rFonts w:ascii="Wingdings" w:hAnsi="Wingdings" w:hint="default"/>
+        <w:sz w:val="20"/>
+      </w:rPr>
+    </w:lvl>
+    <w:lvl w:ilvl="8" w:tentative="1">
+      <w:start w:val="1"/>
+      <w:numFmt w:val="bullet"/>
+      <w:lvlText w:val=""/>
+      <w:lvlJc w:val="left"/>
+      <w:pPr>
+        <w:tabs>
+          <w:tab w:val="num" w:pos="6480"/>
+        </w:tabs>
+        <w:ind w:left="6480" w:hanging="360"/>
+      </w:pPr>
+      <w:rPr>
+        <w:rFonts w:ascii="Wingdings" w:hAnsi="Wingdings" w:hint="default"/>
+        <w:sz w:val="20"/>
+      </w:rPr>
+    </w:lvl>
+  </w:abstractNum>
+  <w:num w:numId="1" w16cid:durableId="1312557817">
+    <w:abstractNumId w:val="0"/>
+  </w:num>
+  <w:num w:numId="2" w16cid:durableId="1942562817">
+    <w:abstractNumId w:val="4"/>
+  </w:num>
+  <w:num w:numId="3" w16cid:durableId="366220773">
+    <w:abstractNumId w:val="1"/>
+  </w:num>
+  <w:num w:numId="4" w16cid:durableId="1172374022">
+    <w:abstractNumId w:val="5"/>
+  </w:num>
+  <w:num w:numId="5" w16cid:durableId="1334794793">
+    <w:abstractNumId w:val="3"/>
+  </w:num>
+  <w:num w:numId="6" w16cid:durableId="839733447">
+    <w:abstractNumId w:val="6"/>
+  </w:num>
+  <w:num w:numId="7" w16cid:durableId="1816019639">
+    <w:abstractNumId w:val="2"/>
+  </w:num>
+</w:numbering>
 </file>
 
 <file path=word/styles.xml><?xml version="1.0" encoding="utf-8"?>
@@ -957,6 +1911,29 @@
       <w:spacing w:val="5"/>
     </w:rPr>
   </w:style>
+  <w:style w:type="character" w:styleId="Hyperlink">
+    <w:name w:val="Hyperlink"/>
+    <w:basedOn w:val="DefaultParagraphFont"/>
+    <w:uiPriority w:val="99"/>
+    <w:unhideWhenUsed/>
+    <w:rsid w:val="00B42AF6"/>
+    <w:rPr>
+      <w:color w:val="0563C1" w:themeColor="hyperlink"/>
+      <w:u w:val="single"/>
+    </w:rPr>
+  </w:style>
+  <w:style w:type="character" w:styleId="UnresolvedMention">
+    <w:name w:val="Unresolved Mention"/>
+    <w:basedOn w:val="DefaultParagraphFont"/>
+    <w:uiPriority w:val="99"/>
+    <w:semiHidden/>
+    <w:unhideWhenUsed/>
+    <w:rsid w:val="00B42AF6"/>
+    <w:rPr>
+      <w:color w:val="605E5C"/>
+      <w:shd w:val="clear" w:color="auto" w:fill="E1DFDD"/>
+    </w:rPr>
+  </w:style>
 </w:styles>
 </file>
 

--- a/to_do.docx
+++ b/to_do.docx
@@ -22,6 +22,70 @@
         <w:t xml:space="preserve"> state machine that skips palm detection between frames</w:t>
       </w:r>
     </w:p>
+    <w:p/>
+    <w:p>
+      <w:pPr>
+        <w:numPr>
+          <w:ilvl w:val="0"/>
+          <w:numId w:val="8"/>
+        </w:numPr>
+      </w:pPr>
+      <w:r>
+        <w:rPr>
+          <w:b/>
+          <w:bCs/>
+        </w:rPr>
+        <w:t>Soft-tap sensitivity</w:t>
+      </w:r>
+      <w:r>
+        <w:t> — if you want gentler taps to register, we'd lower STRIKE_SPEED_THRESHOLD and re-test with the debug log.</w:t>
+      </w:r>
+    </w:p>
+    <w:p>
+      <w:pPr>
+        <w:numPr>
+          <w:ilvl w:val="0"/>
+          <w:numId w:val="8"/>
+        </w:numPr>
+      </w:pPr>
+      <w:r>
+        <w:rPr>
+          <w:b/>
+          <w:bCs/>
+        </w:rPr>
+        <w:t>Wire up real audio</w:t>
+      </w:r>
+      <w:r>
+        <w:t> — implement </w:t>
+      </w:r>
+      <w:proofErr w:type="spellStart"/>
+      <w:r>
+        <w:t>AudioSoundEngine</w:t>
+      </w:r>
+      <w:proofErr w:type="spellEnd"/>
+      <w:r>
+        <w:t> so hits actually make drum sounds (the original step 3 from the handoff).</w:t>
+      </w:r>
+    </w:p>
+    <w:p>
+      <w:pPr>
+        <w:numPr>
+          <w:ilvl w:val="0"/>
+          <w:numId w:val="8"/>
+        </w:numPr>
+      </w:pPr>
+      <w:r>
+        <w:rPr>
+          <w:b/>
+          <w:bCs/>
+        </w:rPr>
+        <w:t>sweep calibration / EMA smoother</w:t>
+      </w:r>
+      <w:r>
+        <w:t> — only if FPS fluctuation or band sizing becomes a problem.</w:t>
+      </w:r>
+    </w:p>
+    <w:p/>
     <w:p/>
     <w:p/>
     <w:p/>
@@ -152,6 +216,155 @@
     </w:lvl>
   </w:abstractNum>
   <w:abstractNum w:abstractNumId="1" w15:restartNumberingAfterBreak="0">
+    <w:nsid w:val="32C61955"/>
+    <w:multiLevelType w:val="multilevel"/>
+    <w:tmpl w:val="FE580CC4"/>
+    <w:lvl w:ilvl="0">
+      <w:start w:val="1"/>
+      <w:numFmt w:val="bullet"/>
+      <w:lvlText w:val=""/>
+      <w:lvlJc w:val="left"/>
+      <w:pPr>
+        <w:tabs>
+          <w:tab w:val="num" w:pos="720"/>
+        </w:tabs>
+        <w:ind w:left="720" w:hanging="360"/>
+      </w:pPr>
+      <w:rPr>
+        <w:rFonts w:ascii="Symbol" w:hAnsi="Symbol" w:hint="default"/>
+        <w:sz w:val="20"/>
+      </w:rPr>
+    </w:lvl>
+    <w:lvl w:ilvl="1" w:tentative="1">
+      <w:start w:val="1"/>
+      <w:numFmt w:val="bullet"/>
+      <w:lvlText w:val="o"/>
+      <w:lvlJc w:val="left"/>
+      <w:pPr>
+        <w:tabs>
+          <w:tab w:val="num" w:pos="1440"/>
+        </w:tabs>
+        <w:ind w:left="1440" w:hanging="360"/>
+      </w:pPr>
+      <w:rPr>
+        <w:rFonts w:ascii="Courier New" w:hAnsi="Courier New" w:hint="default"/>
+        <w:sz w:val="20"/>
+      </w:rPr>
+    </w:lvl>
+    <w:lvl w:ilvl="2" w:tentative="1">
+      <w:start w:val="1"/>
+      <w:numFmt w:val="bullet"/>
+      <w:lvlText w:val=""/>
+      <w:lvlJc w:val="left"/>
+      <w:pPr>
+        <w:tabs>
+          <w:tab w:val="num" w:pos="2160"/>
+        </w:tabs>
+        <w:ind w:left="2160" w:hanging="360"/>
+      </w:pPr>
+      <w:rPr>
+        <w:rFonts w:ascii="Wingdings" w:hAnsi="Wingdings" w:hint="default"/>
+        <w:sz w:val="20"/>
+      </w:rPr>
+    </w:lvl>
+    <w:lvl w:ilvl="3" w:tentative="1">
+      <w:start w:val="1"/>
+      <w:numFmt w:val="bullet"/>
+      <w:lvlText w:val=""/>
+      <w:lvlJc w:val="left"/>
+      <w:pPr>
+        <w:tabs>
+          <w:tab w:val="num" w:pos="2880"/>
+        </w:tabs>
+        <w:ind w:left="2880" w:hanging="360"/>
+      </w:pPr>
+      <w:rPr>
+        <w:rFonts w:ascii="Wingdings" w:hAnsi="Wingdings" w:hint="default"/>
+        <w:sz w:val="20"/>
+      </w:rPr>
+    </w:lvl>
+    <w:lvl w:ilvl="4" w:tentative="1">
+      <w:start w:val="1"/>
+      <w:numFmt w:val="bullet"/>
+      <w:lvlText w:val=""/>
+      <w:lvlJc w:val="left"/>
+      <w:pPr>
+        <w:tabs>
+          <w:tab w:val="num" w:pos="3600"/>
+        </w:tabs>
+        <w:ind w:left="3600" w:hanging="360"/>
+      </w:pPr>
+      <w:rPr>
+        <w:rFonts w:ascii="Wingdings" w:hAnsi="Wingdings" w:hint="default"/>
+        <w:sz w:val="20"/>
+      </w:rPr>
+    </w:lvl>
+    <w:lvl w:ilvl="5" w:tentative="1">
+      <w:start w:val="1"/>
+      <w:numFmt w:val="bullet"/>
+      <w:lvlText w:val=""/>
+      <w:lvlJc w:val="left"/>
+      <w:pPr>
+        <w:tabs>
+          <w:tab w:val="num" w:pos="4320"/>
+        </w:tabs>
+        <w:ind w:left="4320" w:hanging="360"/>
+      </w:pPr>
+      <w:rPr>
+        <w:rFonts w:ascii="Wingdings" w:hAnsi="Wingdings" w:hint="default"/>
+        <w:sz w:val="20"/>
+      </w:rPr>
+    </w:lvl>
+    <w:lvl w:ilvl="6" w:tentative="1">
+      <w:start w:val="1"/>
+      <w:numFmt w:val="bullet"/>
+      <w:lvlText w:val=""/>
+      <w:lvlJc w:val="left"/>
+      <w:pPr>
+        <w:tabs>
+          <w:tab w:val="num" w:pos="5040"/>
+        </w:tabs>
+        <w:ind w:left="5040" w:hanging="360"/>
+      </w:pPr>
+      <w:rPr>
+        <w:rFonts w:ascii="Wingdings" w:hAnsi="Wingdings" w:hint="default"/>
+        <w:sz w:val="20"/>
+      </w:rPr>
+    </w:lvl>
+    <w:lvl w:ilvl="7" w:tentative="1">
+      <w:start w:val="1"/>
+      <w:numFmt w:val="bullet"/>
+      <w:lvlText w:val=""/>
+      <w:lvlJc w:val="left"/>
+      <w:pPr>
+        <w:tabs>
+          <w:tab w:val="num" w:pos="5760"/>
+        </w:tabs>
+        <w:ind w:left="5760" w:hanging="360"/>
+      </w:pPr>
+      <w:rPr>
+        <w:rFonts w:ascii="Wingdings" w:hAnsi="Wingdings" w:hint="default"/>
+        <w:sz w:val="20"/>
+      </w:rPr>
+    </w:lvl>
+    <w:lvl w:ilvl="8" w:tentative="1">
+      <w:start w:val="1"/>
+      <w:numFmt w:val="bullet"/>
+      <w:lvlText w:val=""/>
+      <w:lvlJc w:val="left"/>
+      <w:pPr>
+        <w:tabs>
+          <w:tab w:val="num" w:pos="6480"/>
+        </w:tabs>
+        <w:ind w:left="6480" w:hanging="360"/>
+      </w:pPr>
+      <w:rPr>
+        <w:rFonts w:ascii="Wingdings" w:hAnsi="Wingdings" w:hint="default"/>
+        <w:sz w:val="20"/>
+      </w:rPr>
+    </w:lvl>
+  </w:abstractNum>
+  <w:abstractNum w:abstractNumId="2" w15:restartNumberingAfterBreak="0">
     <w:nsid w:val="35CB69CD"/>
     <w:multiLevelType w:val="hybridMultilevel"/>
     <w:tmpl w:val="52D41698"/>
@@ -263,7 +476,7 @@
       </w:rPr>
     </w:lvl>
   </w:abstractNum>
-  <w:abstractNum w:abstractNumId="2" w15:restartNumberingAfterBreak="0">
+  <w:abstractNum w:abstractNumId="3" w15:restartNumberingAfterBreak="0">
     <w:nsid w:val="427545FB"/>
     <w:multiLevelType w:val="multilevel"/>
     <w:tmpl w:val="D8A034EE"/>
@@ -412,7 +625,7 @@
       </w:rPr>
     </w:lvl>
   </w:abstractNum>
-  <w:abstractNum w:abstractNumId="3" w15:restartNumberingAfterBreak="0">
+  <w:abstractNum w:abstractNumId="4" w15:restartNumberingAfterBreak="0">
     <w:nsid w:val="5F0E6DB0"/>
     <w:multiLevelType w:val="multilevel"/>
     <w:tmpl w:val="B27A96B2"/>
@@ -561,7 +774,7 @@
       </w:rPr>
     </w:lvl>
   </w:abstractNum>
-  <w:abstractNum w:abstractNumId="4" w15:restartNumberingAfterBreak="0">
+  <w:abstractNum w:abstractNumId="5" w15:restartNumberingAfterBreak="0">
     <w:nsid w:val="60630454"/>
     <w:multiLevelType w:val="hybridMultilevel"/>
     <w:tmpl w:val="04E88844"/>
@@ -673,7 +886,7 @@
       </w:rPr>
     </w:lvl>
   </w:abstractNum>
-  <w:abstractNum w:abstractNumId="5" w15:restartNumberingAfterBreak="0">
+  <w:abstractNum w:abstractNumId="6" w15:restartNumberingAfterBreak="0">
     <w:nsid w:val="65414101"/>
     <w:multiLevelType w:val="multilevel"/>
     <w:tmpl w:val="F1782868"/>
@@ -822,7 +1035,7 @@
       </w:rPr>
     </w:lvl>
   </w:abstractNum>
-  <w:abstractNum w:abstractNumId="6" w15:restartNumberingAfterBreak="0">
+  <w:abstractNum w:abstractNumId="7" w15:restartNumberingAfterBreak="0">
     <w:nsid w:val="6D425BC8"/>
     <w:multiLevelType w:val="multilevel"/>
     <w:tmpl w:val="BEC66446"/>
@@ -975,22 +1188,25 @@
     <w:abstractNumId w:val="0"/>
   </w:num>
   <w:num w:numId="2" w16cid:durableId="1942562817">
+    <w:abstractNumId w:val="5"/>
+  </w:num>
+  <w:num w:numId="3" w16cid:durableId="366220773">
+    <w:abstractNumId w:val="2"/>
+  </w:num>
+  <w:num w:numId="4" w16cid:durableId="1172374022">
+    <w:abstractNumId w:val="6"/>
+  </w:num>
+  <w:num w:numId="5" w16cid:durableId="1334794793">
     <w:abstractNumId w:val="4"/>
   </w:num>
-  <w:num w:numId="3" w16cid:durableId="366220773">
-    <w:abstractNumId w:val="1"/>
+  <w:num w:numId="6" w16cid:durableId="839733447">
+    <w:abstractNumId w:val="7"/>
   </w:num>
-  <w:num w:numId="4" w16cid:durableId="1172374022">
-    <w:abstractNumId w:val="5"/>
-  </w:num>
-  <w:num w:numId="5" w16cid:durableId="1334794793">
+  <w:num w:numId="7" w16cid:durableId="1816019639">
     <w:abstractNumId w:val="3"/>
   </w:num>
-  <w:num w:numId="6" w16cid:durableId="839733447">
-    <w:abstractNumId w:val="6"/>
-  </w:num>
-  <w:num w:numId="7" w16cid:durableId="1816019639">
-    <w:abstractNumId w:val="2"/>
+  <w:num w:numId="8" w16cid:durableId="304357397">
+    <w:abstractNumId w:val="1"/>
   </w:num>
 </w:numbering>
 </file>
